--- a/aktualisasi/4c timeline.docx
+++ b/aktualisasi/4c timeline.docx
@@ -1383,11 +1383,11 @@
               <w:bottom w:val="double" w:sz="3" w:space="0" w:color="000000"/>
               <w:right w:val="single" w:sz="3" w:space="0" w:color="000000"/>
             </w:tcBorders>
+            <w:vAlign w:val="center"/>
           </w:tcPr>
           <w:p>
             <w:pPr>
               <w:ind w:left="66"/>
-              <w:jc w:val="center"/>
               <w:rPr>
                 <w:rFonts w:ascii="Arial" w:hAnsi="Arial" w:cs="Arial"/>
                 <w:sz w:val="24"/>
@@ -1414,6 +1414,7 @@
               <w:bottom w:val="double" w:sz="3" w:space="0" w:color="000000"/>
               <w:right w:val="single" w:sz="3" w:space="0" w:color="000000"/>
             </w:tcBorders>
+            <w:vAlign w:val="center"/>
           </w:tcPr>
           <w:p>
             <w:pPr>
@@ -1438,7 +1439,6 @@
           <w:p>
             <w:pPr>
               <w:ind w:left="115"/>
-              <w:jc w:val="both"/>
               <w:rPr>
                 <w:rFonts w:ascii="Arial" w:hAnsi="Arial" w:cs="Arial"/>
                 <w:sz w:val="24"/>
@@ -1456,11 +1456,11 @@
               <w:bottom w:val="single" w:sz="3" w:space="0" w:color="000000"/>
               <w:right w:val="single" w:sz="3" w:space="0" w:color="000000"/>
             </w:tcBorders>
+            <w:vAlign w:val="center"/>
           </w:tcPr>
           <w:p>
             <w:pPr>
               <w:ind w:left="110"/>
-              <w:jc w:val="both"/>
               <w:rPr>
                 <w:rFonts w:ascii="Arial" w:hAnsi="Arial" w:cs="Arial"/>
                 <w:sz w:val="24"/>
@@ -2209,6 +2209,7 @@
               <w:bottom w:val="nil"/>
               <w:right w:val="single" w:sz="3" w:space="0" w:color="000000"/>
             </w:tcBorders>
+            <w:vAlign w:val="center"/>
           </w:tcPr>
           <w:p>
             <w:pPr>
@@ -2230,10 +2231,10 @@
               <w:bottom w:val="nil"/>
               <w:right w:val="single" w:sz="3" w:space="0" w:color="000000"/>
             </w:tcBorders>
-          </w:tcPr>
-          <w:p>
-            <w:pPr>
-              <w:jc w:val="both"/>
+            <w:vAlign w:val="center"/>
+          </w:tcPr>
+          <w:p>
+            <w:pPr>
               <w:rPr>
                 <w:rFonts w:ascii="Arial" w:hAnsi="Arial" w:cs="Arial"/>
                 <w:sz w:val="24"/>
@@ -2251,11 +2252,11 @@
               <w:bottom w:val="single" w:sz="3" w:space="0" w:color="000000"/>
               <w:right w:val="single" w:sz="3" w:space="0" w:color="000000"/>
             </w:tcBorders>
+            <w:vAlign w:val="center"/>
           </w:tcPr>
           <w:p>
             <w:pPr>
               <w:ind w:left="110"/>
-              <w:jc w:val="both"/>
               <w:rPr>
                 <w:rFonts w:ascii="Arial" w:hAnsi="Arial" w:cs="Arial"/>
                 <w:sz w:val="24"/>
@@ -2987,6 +2988,7 @@
               <w:bottom w:val="single" w:sz="4" w:space="0" w:color="auto"/>
               <w:right w:val="single" w:sz="3" w:space="0" w:color="000000"/>
             </w:tcBorders>
+            <w:vAlign w:val="center"/>
           </w:tcPr>
           <w:p>
             <w:pPr>
@@ -3008,10 +3010,10 @@
               <w:bottom w:val="single" w:sz="4" w:space="0" w:color="auto"/>
               <w:right w:val="single" w:sz="3" w:space="0" w:color="000000"/>
             </w:tcBorders>
-          </w:tcPr>
-          <w:p>
-            <w:pPr>
-              <w:jc w:val="both"/>
+            <w:vAlign w:val="center"/>
+          </w:tcPr>
+          <w:p>
+            <w:pPr>
               <w:rPr>
                 <w:rFonts w:ascii="Arial" w:hAnsi="Arial" w:cs="Arial"/>
                 <w:sz w:val="24"/>
@@ -3029,11 +3031,11 @@
               <w:bottom w:val="single" w:sz="4" w:space="0" w:color="auto"/>
               <w:right w:val="single" w:sz="3" w:space="0" w:color="000000"/>
             </w:tcBorders>
+            <w:vAlign w:val="center"/>
           </w:tcPr>
           <w:p>
             <w:pPr>
               <w:ind w:left="110"/>
-              <w:jc w:val="both"/>
               <w:rPr>
                 <w:rFonts w:ascii="Arial" w:hAnsi="Arial" w:cs="Arial"/>
                 <w:sz w:val="24"/>
@@ -3765,11 +3767,11 @@
               <w:bottom w:val="single" w:sz="4" w:space="0" w:color="auto"/>
               <w:right w:val="single" w:sz="4" w:space="0" w:color="auto"/>
             </w:tcBorders>
+            <w:vAlign w:val="center"/>
           </w:tcPr>
           <w:p>
             <w:pPr>
               <w:ind w:left="66"/>
-              <w:jc w:val="center"/>
               <w:rPr>
                 <w:rFonts w:ascii="Arial" w:hAnsi="Arial" w:cs="Arial"/>
                 <w:sz w:val="24"/>
@@ -3796,11 +3798,11 @@
               <w:bottom w:val="single" w:sz="4" w:space="0" w:color="auto"/>
               <w:right w:val="single" w:sz="4" w:space="0" w:color="auto"/>
             </w:tcBorders>
+            <w:vAlign w:val="center"/>
           </w:tcPr>
           <w:p>
             <w:pPr>
               <w:ind w:left="115"/>
-              <w:jc w:val="both"/>
               <w:rPr>
                 <w:rFonts w:ascii="Arial" w:hAnsi="Arial" w:cs="Arial"/>
                 <w:sz w:val="24"/>
@@ -3827,11 +3829,11 @@
               <w:bottom w:val="single" w:sz="4" w:space="0" w:color="auto"/>
               <w:right w:val="single" w:sz="4" w:space="0" w:color="auto"/>
             </w:tcBorders>
+            <w:vAlign w:val="center"/>
           </w:tcPr>
           <w:p>
             <w:pPr>
               <w:ind w:left="110"/>
-              <w:jc w:val="both"/>
               <w:rPr>
                 <w:rFonts w:ascii="Arial" w:hAnsi="Arial" w:cs="Arial"/>
                 <w:sz w:val="24"/>
@@ -4564,6 +4566,7 @@
               <w:bottom w:val="single" w:sz="4" w:space="0" w:color="auto"/>
               <w:right w:val="single" w:sz="4" w:space="0" w:color="auto"/>
             </w:tcBorders>
+            <w:vAlign w:val="center"/>
           </w:tcPr>
           <w:p>
             <w:pPr>
@@ -4585,10 +4588,10 @@
               <w:bottom w:val="single" w:sz="4" w:space="0" w:color="auto"/>
               <w:right w:val="single" w:sz="4" w:space="0" w:color="auto"/>
             </w:tcBorders>
-          </w:tcPr>
-          <w:p>
-            <w:pPr>
-              <w:jc w:val="both"/>
+            <w:vAlign w:val="center"/>
+          </w:tcPr>
+          <w:p>
+            <w:pPr>
               <w:rPr>
                 <w:rFonts w:ascii="Arial" w:hAnsi="Arial" w:cs="Arial"/>
                 <w:sz w:val="24"/>
@@ -4606,11 +4609,11 @@
               <w:bottom w:val="single" w:sz="4" w:space="0" w:color="auto"/>
               <w:right w:val="single" w:sz="4" w:space="0" w:color="auto"/>
             </w:tcBorders>
+            <w:vAlign w:val="center"/>
           </w:tcPr>
           <w:p>
             <w:pPr>
               <w:ind w:left="110"/>
-              <w:jc w:val="both"/>
               <w:rPr>
                 <w:rFonts w:ascii="Arial" w:hAnsi="Arial" w:cs="Arial"/>
                 <w:sz w:val="24"/>
@@ -5352,6 +5355,7 @@
               <w:bottom w:val="single" w:sz="4" w:space="0" w:color="auto"/>
               <w:right w:val="single" w:sz="4" w:space="0" w:color="auto"/>
             </w:tcBorders>
+            <w:vAlign w:val="center"/>
           </w:tcPr>
           <w:p>
             <w:pPr>
@@ -5373,10 +5377,10 @@
               <w:bottom w:val="single" w:sz="4" w:space="0" w:color="auto"/>
               <w:right w:val="single" w:sz="4" w:space="0" w:color="auto"/>
             </w:tcBorders>
-          </w:tcPr>
-          <w:p>
-            <w:pPr>
-              <w:jc w:val="both"/>
+            <w:vAlign w:val="center"/>
+          </w:tcPr>
+          <w:p>
+            <w:pPr>
               <w:rPr>
                 <w:rFonts w:ascii="Arial" w:hAnsi="Arial" w:cs="Arial"/>
                 <w:sz w:val="24"/>
@@ -5394,11 +5398,11 @@
               <w:bottom w:val="single" w:sz="4" w:space="0" w:color="auto"/>
               <w:right w:val="single" w:sz="4" w:space="0" w:color="auto"/>
             </w:tcBorders>
+            <w:vAlign w:val="center"/>
           </w:tcPr>
           <w:p>
             <w:pPr>
               <w:ind w:left="110"/>
-              <w:jc w:val="both"/>
               <w:rPr>
                 <w:rFonts w:ascii="Arial" w:hAnsi="Arial" w:cs="Arial"/>
                 <w:sz w:val="24"/>
@@ -6130,11 +6134,11 @@
               <w:bottom w:val="single" w:sz="4" w:space="0" w:color="auto"/>
               <w:right w:val="single" w:sz="4" w:space="0" w:color="auto"/>
             </w:tcBorders>
+            <w:vAlign w:val="center"/>
           </w:tcPr>
           <w:p>
             <w:pPr>
               <w:ind w:left="66"/>
-              <w:jc w:val="center"/>
               <w:rPr>
                 <w:rFonts w:ascii="Arial" w:eastAsia="Arial" w:hAnsi="Arial" w:cs="Arial"/>
                 <w:sz w:val="24"/>
@@ -6161,11 +6165,11 @@
               <w:bottom w:val="single" w:sz="4" w:space="0" w:color="auto"/>
               <w:right w:val="single" w:sz="4" w:space="0" w:color="auto"/>
             </w:tcBorders>
+            <w:vAlign w:val="center"/>
           </w:tcPr>
           <w:p>
             <w:pPr>
               <w:ind w:left="115"/>
-              <w:jc w:val="both"/>
               <w:rPr>
                 <w:rFonts w:ascii="Arial" w:hAnsi="Arial" w:cs="Arial"/>
                 <w:sz w:val="24"/>
@@ -6209,11 +6213,11 @@
               <w:bottom w:val="single" w:sz="4" w:space="0" w:color="auto"/>
               <w:right w:val="single" w:sz="4" w:space="0" w:color="auto"/>
             </w:tcBorders>
+            <w:vAlign w:val="center"/>
           </w:tcPr>
           <w:p>
             <w:pPr>
               <w:ind w:left="110"/>
-              <w:jc w:val="both"/>
               <w:rPr>
                 <w:rFonts w:ascii="Arial" w:eastAsia="Arial" w:hAnsi="Arial" w:cs="Arial"/>
                 <w:bCs/>
@@ -6998,11 +7002,11 @@
               <w:bottom w:val="single" w:sz="4" w:space="0" w:color="auto"/>
               <w:right w:val="single" w:sz="4" w:space="0" w:color="auto"/>
             </w:tcBorders>
+            <w:vAlign w:val="center"/>
           </w:tcPr>
           <w:p>
             <w:pPr>
               <w:ind w:left="66"/>
-              <w:jc w:val="center"/>
               <w:rPr>
                 <w:rFonts w:ascii="Arial" w:eastAsia="Arial" w:hAnsi="Arial" w:cs="Arial"/>
                 <w:sz w:val="24"/>
@@ -7021,11 +7025,11 @@
               <w:bottom w:val="single" w:sz="4" w:space="0" w:color="auto"/>
               <w:right w:val="single" w:sz="4" w:space="0" w:color="auto"/>
             </w:tcBorders>
+            <w:vAlign w:val="center"/>
           </w:tcPr>
           <w:p>
             <w:pPr>
               <w:ind w:left="115"/>
-              <w:jc w:val="both"/>
               <w:rPr>
                 <w:rFonts w:ascii="Arial" w:hAnsi="Arial" w:cs="Arial"/>
                 <w:sz w:val="24"/>
@@ -7043,11 +7047,11 @@
               <w:bottom w:val="single" w:sz="4" w:space="0" w:color="auto"/>
               <w:right w:val="single" w:sz="4" w:space="0" w:color="auto"/>
             </w:tcBorders>
+            <w:vAlign w:val="center"/>
           </w:tcPr>
           <w:p>
             <w:pPr>
               <w:ind w:left="110"/>
-              <w:jc w:val="both"/>
               <w:rPr>
                 <w:rFonts w:ascii="Arial" w:eastAsia="Arial" w:hAnsi="Arial" w:cs="Arial"/>
                 <w:bCs/>
@@ -7781,11 +7785,11 @@
               <w:bottom w:val="single" w:sz="4" w:space="0" w:color="auto"/>
               <w:right w:val="single" w:sz="4" w:space="0" w:color="auto"/>
             </w:tcBorders>
+            <w:vAlign w:val="center"/>
           </w:tcPr>
           <w:p>
             <w:pPr>
               <w:ind w:left="66"/>
-              <w:jc w:val="center"/>
               <w:rPr>
                 <w:rFonts w:ascii="Arial" w:eastAsia="Arial" w:hAnsi="Arial" w:cs="Arial"/>
                 <w:sz w:val="24"/>
@@ -7804,11 +7808,11 @@
               <w:bottom w:val="single" w:sz="4" w:space="0" w:color="auto"/>
               <w:right w:val="single" w:sz="4" w:space="0" w:color="auto"/>
             </w:tcBorders>
+            <w:vAlign w:val="center"/>
           </w:tcPr>
           <w:p>
             <w:pPr>
               <w:ind w:left="115"/>
-              <w:jc w:val="both"/>
               <w:rPr>
                 <w:rFonts w:ascii="Arial" w:hAnsi="Arial" w:cs="Arial"/>
                 <w:sz w:val="24"/>
@@ -7826,11 +7830,11 @@
               <w:bottom w:val="single" w:sz="4" w:space="0" w:color="auto"/>
               <w:right w:val="single" w:sz="4" w:space="0" w:color="auto"/>
             </w:tcBorders>
+            <w:vAlign w:val="center"/>
           </w:tcPr>
           <w:p>
             <w:pPr>
               <w:ind w:left="110"/>
-              <w:jc w:val="both"/>
               <w:rPr>
                 <w:rFonts w:ascii="Arial" w:hAnsi="Arial" w:cs="Arial"/>
                 <w:sz w:val="24"/>
@@ -8563,11 +8567,11 @@
               <w:bottom w:val="single" w:sz="4" w:space="0" w:color="auto"/>
               <w:right w:val="single" w:sz="4" w:space="0" w:color="auto"/>
             </w:tcBorders>
+            <w:vAlign w:val="center"/>
           </w:tcPr>
           <w:p>
             <w:pPr>
               <w:ind w:left="66"/>
-              <w:jc w:val="center"/>
               <w:rPr>
                 <w:rFonts w:ascii="Arial" w:eastAsia="Arial" w:hAnsi="Arial" w:cs="Arial"/>
                 <w:sz w:val="24"/>
@@ -8594,11 +8598,11 @@
               <w:bottom w:val="single" w:sz="4" w:space="0" w:color="auto"/>
               <w:right w:val="single" w:sz="4" w:space="0" w:color="auto"/>
             </w:tcBorders>
+            <w:vAlign w:val="center"/>
           </w:tcPr>
           <w:p>
             <w:pPr>
               <w:ind w:left="115"/>
-              <w:jc w:val="both"/>
               <w:rPr>
                 <w:rFonts w:ascii="Arial" w:hAnsi="Arial" w:cs="Arial"/>
                 <w:sz w:val="24"/>
@@ -8625,11 +8629,11 @@
               <w:bottom w:val="single" w:sz="4" w:space="0" w:color="auto"/>
               <w:right w:val="single" w:sz="4" w:space="0" w:color="auto"/>
             </w:tcBorders>
+            <w:vAlign w:val="center"/>
           </w:tcPr>
           <w:p>
             <w:pPr>
               <w:ind w:left="110"/>
-              <w:jc w:val="both"/>
               <w:rPr>
                 <w:rFonts w:ascii="Arial" w:hAnsi="Arial" w:cs="Arial"/>
                 <w:sz w:val="24"/>
@@ -9363,11 +9367,11 @@
               <w:bottom w:val="single" w:sz="4" w:space="0" w:color="auto"/>
               <w:right w:val="single" w:sz="4" w:space="0" w:color="auto"/>
             </w:tcBorders>
+            <w:vAlign w:val="center"/>
           </w:tcPr>
           <w:p>
             <w:pPr>
               <w:ind w:left="66"/>
-              <w:jc w:val="center"/>
               <w:rPr>
                 <w:rFonts w:ascii="Arial" w:eastAsia="Arial" w:hAnsi="Arial" w:cs="Arial"/>
                 <w:sz w:val="24"/>
@@ -9386,11 +9390,11 @@
               <w:bottom w:val="single" w:sz="4" w:space="0" w:color="auto"/>
               <w:right w:val="single" w:sz="4" w:space="0" w:color="auto"/>
             </w:tcBorders>
+            <w:vAlign w:val="center"/>
           </w:tcPr>
           <w:p>
             <w:pPr>
               <w:ind w:left="115"/>
-              <w:jc w:val="both"/>
               <w:rPr>
                 <w:rFonts w:ascii="Arial" w:hAnsi="Arial" w:cs="Arial"/>
                 <w:sz w:val="24"/>
@@ -9408,11 +9412,11 @@
               <w:bottom w:val="single" w:sz="4" w:space="0" w:color="auto"/>
               <w:right w:val="single" w:sz="4" w:space="0" w:color="auto"/>
             </w:tcBorders>
+            <w:vAlign w:val="center"/>
           </w:tcPr>
           <w:p>
             <w:pPr>
               <w:ind w:left="110"/>
-              <w:jc w:val="both"/>
               <w:rPr>
                 <w:rFonts w:ascii="Arial" w:hAnsi="Arial" w:cs="Arial"/>
                 <w:sz w:val="24"/>
@@ -10144,11 +10148,11 @@
               <w:bottom w:val="single" w:sz="4" w:space="0" w:color="auto"/>
               <w:right w:val="single" w:sz="4" w:space="0" w:color="auto"/>
             </w:tcBorders>
+            <w:vAlign w:val="center"/>
           </w:tcPr>
           <w:p>
             <w:pPr>
               <w:ind w:left="66"/>
-              <w:jc w:val="center"/>
               <w:rPr>
                 <w:rFonts w:ascii="Arial" w:eastAsia="Arial" w:hAnsi="Arial" w:cs="Arial"/>
                 <w:sz w:val="24"/>
@@ -10167,11 +10171,11 @@
               <w:bottom w:val="single" w:sz="4" w:space="0" w:color="auto"/>
               <w:right w:val="single" w:sz="4" w:space="0" w:color="auto"/>
             </w:tcBorders>
+            <w:vAlign w:val="center"/>
           </w:tcPr>
           <w:p>
             <w:pPr>
               <w:ind w:left="115"/>
-              <w:jc w:val="both"/>
               <w:rPr>
                 <w:rFonts w:ascii="Arial" w:hAnsi="Arial" w:cs="Arial"/>
                 <w:sz w:val="24"/>
@@ -10189,11 +10193,11 @@
               <w:bottom w:val="single" w:sz="4" w:space="0" w:color="auto"/>
               <w:right w:val="single" w:sz="4" w:space="0" w:color="auto"/>
             </w:tcBorders>
+            <w:vAlign w:val="center"/>
           </w:tcPr>
           <w:p>
             <w:pPr>
               <w:ind w:left="110"/>
-              <w:jc w:val="both"/>
               <w:rPr>
                 <w:rFonts w:ascii="Arial" w:hAnsi="Arial" w:cs="Arial"/>
                 <w:sz w:val="24"/>
@@ -10924,11 +10928,11 @@
               <w:bottom w:val="single" w:sz="4" w:space="0" w:color="auto"/>
               <w:right w:val="single" w:sz="4" w:space="0" w:color="auto"/>
             </w:tcBorders>
+            <w:vAlign w:val="center"/>
           </w:tcPr>
           <w:p>
             <w:pPr>
               <w:ind w:left="66"/>
-              <w:jc w:val="center"/>
               <w:rPr>
                 <w:rFonts w:ascii="Arial" w:eastAsia="Arial" w:hAnsi="Arial" w:cs="Arial"/>
                 <w:sz w:val="24"/>
@@ -10955,11 +10959,11 @@
               <w:bottom w:val="single" w:sz="4" w:space="0" w:color="auto"/>
               <w:right w:val="single" w:sz="4" w:space="0" w:color="auto"/>
             </w:tcBorders>
+            <w:vAlign w:val="center"/>
           </w:tcPr>
           <w:p>
             <w:pPr>
               <w:ind w:left="115"/>
-              <w:jc w:val="both"/>
               <w:rPr>
                 <w:rFonts w:ascii="Arial" w:hAnsi="Arial" w:cs="Arial"/>
                 <w:sz w:val="24"/>
@@ -10985,11 +10989,11 @@
               <w:bottom w:val="single" w:sz="4" w:space="0" w:color="auto"/>
               <w:right w:val="single" w:sz="4" w:space="0" w:color="auto"/>
             </w:tcBorders>
+            <w:vAlign w:val="center"/>
           </w:tcPr>
           <w:p>
             <w:pPr>
               <w:ind w:left="110"/>
-              <w:jc w:val="both"/>
               <w:rPr>
                 <w:rFonts w:ascii="Arial" w:eastAsia="Arial" w:hAnsi="Arial" w:cs="Arial"/>
                 <w:bCs/>
@@ -11723,11 +11727,11 @@
               <w:bottom w:val="single" w:sz="4" w:space="0" w:color="auto"/>
               <w:right w:val="single" w:sz="4" w:space="0" w:color="auto"/>
             </w:tcBorders>
+            <w:vAlign w:val="center"/>
           </w:tcPr>
           <w:p>
             <w:pPr>
               <w:ind w:left="66"/>
-              <w:jc w:val="center"/>
               <w:rPr>
                 <w:rFonts w:ascii="Arial" w:eastAsia="Arial" w:hAnsi="Arial" w:cs="Arial"/>
                 <w:sz w:val="24"/>
@@ -11746,11 +11750,11 @@
               <w:bottom w:val="single" w:sz="4" w:space="0" w:color="auto"/>
               <w:right w:val="single" w:sz="4" w:space="0" w:color="auto"/>
             </w:tcBorders>
+            <w:vAlign w:val="center"/>
           </w:tcPr>
           <w:p>
             <w:pPr>
               <w:ind w:left="115"/>
-              <w:jc w:val="both"/>
               <w:rPr>
                 <w:rFonts w:ascii="Arial" w:hAnsi="Arial" w:cs="Arial"/>
                 <w:sz w:val="24"/>
@@ -11768,11 +11772,11 @@
               <w:bottom w:val="single" w:sz="4" w:space="0" w:color="auto"/>
               <w:right w:val="single" w:sz="4" w:space="0" w:color="auto"/>
             </w:tcBorders>
+            <w:vAlign w:val="center"/>
           </w:tcPr>
           <w:p>
             <w:pPr>
               <w:ind w:left="110"/>
-              <w:jc w:val="both"/>
               <w:rPr>
                 <w:rFonts w:ascii="Arial" w:eastAsia="Arial" w:hAnsi="Arial" w:cs="Arial"/>
                 <w:bCs/>
@@ -12507,11 +12511,11 @@
               <w:bottom w:val="single" w:sz="4" w:space="0" w:color="auto"/>
               <w:right w:val="single" w:sz="4" w:space="0" w:color="auto"/>
             </w:tcBorders>
+            <w:vAlign w:val="center"/>
           </w:tcPr>
           <w:p>
             <w:pPr>
               <w:ind w:left="66"/>
-              <w:jc w:val="center"/>
               <w:rPr>
                 <w:rFonts w:ascii="Arial" w:eastAsia="Arial" w:hAnsi="Arial" w:cs="Arial"/>
                 <w:sz w:val="24"/>
@@ -12530,11 +12534,11 @@
               <w:bottom w:val="single" w:sz="4" w:space="0" w:color="auto"/>
               <w:right w:val="single" w:sz="4" w:space="0" w:color="auto"/>
             </w:tcBorders>
+            <w:vAlign w:val="center"/>
           </w:tcPr>
           <w:p>
             <w:pPr>
               <w:ind w:left="115"/>
-              <w:jc w:val="both"/>
               <w:rPr>
                 <w:rFonts w:ascii="Arial" w:hAnsi="Arial" w:cs="Arial"/>
                 <w:sz w:val="24"/>
@@ -12552,11 +12556,11 @@
               <w:bottom w:val="single" w:sz="4" w:space="0" w:color="auto"/>
               <w:right w:val="single" w:sz="4" w:space="0" w:color="auto"/>
             </w:tcBorders>
+            <w:vAlign w:val="center"/>
           </w:tcPr>
           <w:p>
             <w:pPr>
               <w:ind w:left="110"/>
-              <w:jc w:val="both"/>
               <w:rPr>
                 <w:rFonts w:ascii="Arial" w:eastAsia="Arial" w:hAnsi="Arial" w:cs="Arial"/>
                 <w:bCs/>
